--- a/templates/skills/deliverable-export/templates/reference.docx
+++ b/templates/skills/deliverable-export/templates/reference.docx
@@ -1135,6 +1135,11 @@
       <w:bCs w:val="0"/>
       <w:color w:val="365F91" w:themeColor="accent1" w:themeShade="BF"/>
     </w:rPr>
+  </w:style>
+  <w:style w:type="paragraph" w:customStyle="1" w:styleId="SourceCode">
+    <w:name w:val="Source Code"/>
+    <w:basedOn w:val="Normal"/>
+    <w:link w:val="VerbatimChar"/>
   </w:style>
 </w:styles>
 </file>
